--- a/Templates/Взыскание ИП залог авто/Решение о взысканнии с ИП залог.docx
+++ b/Templates/Взыскание ИП залог авто/Решение о взысканнии с ИП залог.docx
@@ -2,6 +2,66 @@
 <file path=word/document.xml><?xml version="1.0" encoding="utf-8"?>
 <w:document xmlns:wpc="http://schemas.microsoft.com/office/word/2010/wordprocessingCanvas" xmlns:cx="http://schemas.microsoft.com/office/drawing/2014/chartex" xmlns:cx1="http://schemas.microsoft.com/office/drawing/2015/9/8/chartex" xmlns:cx2="http://schemas.microsoft.com/office/drawing/2015/10/21/chartex" xmlns:cx3="http://schemas.microsoft.com/office/drawing/2016/5/9/chartex" xmlns:cx4="http://schemas.microsoft.com/office/drawing/2016/5/10/chartex" xmlns:cx5="http://schemas.microsoft.com/office/drawing/2016/5/11/chartex" xmlns:cx6="http://schemas.microsoft.com/office/drawing/2016/5/12/chartex" xmlns:cx7="http://schemas.microsoft.com/office/drawing/2016/5/13/chartex" xmlns:cx8="http://schemas.microsoft.com/office/drawing/2016/5/14/chartex" xmlns:mc="http://schemas.openxmlformats.org/markup-compatibility/2006" xmlns:aink="http://schemas.microsoft.com/office/drawing/2016/ink" xmlns:am3d="http://schemas.microsoft.com/office/drawing/2017/model3d" xmlns:o="urn:schemas-microsoft-com:office:office" xmlns:r="http://schemas.openxmlformats.org/officeDocument/2006/relationships" xmlns:m="http://schemas.openxmlformats.org/officeDocument/2006/math" xmlns:v="urn:schemas-microsoft-com:vml" xmlns:wp14="http://schemas.microsoft.com/office/word/2010/wordprocessingDrawing" xmlns:wp="http://schemas.openxmlformats.org/drawingml/2006/wordprocessingDrawing" xmlns:w10="urn:schemas-microsoft-com:office:word" xmlns:w="http://schemas.openxmlformats.org/wordprocessingml/2006/main" xmlns:w14="http://schemas.microsoft.com/office/word/2010/wordml" xmlns:w15="http://schemas.microsoft.com/office/word/2012/wordml" xmlns:w16cex="http://schemas.microsoft.com/office/word/2018/wordml/cex" xmlns:w16cid="http://schemas.microsoft.com/office/word/2016/wordml/cid" xmlns:w16="http://schemas.microsoft.com/office/word/2018/wordml" xmlns:w16sdtdh="http://schemas.microsoft.com/office/word/2020/wordml/sdtdatahash" xmlns:w16se="http://schemas.microsoft.com/office/word/2015/wordml/symex" xmlns:wpg="http://schemas.microsoft.com/office/word/2010/wordprocessingGroup" xmlns:wpi="http://schemas.microsoft.com/office/word/2010/wordprocessingInk" xmlns:wne="http://schemas.microsoft.com/office/word/2006/wordml" xmlns:wps="http://schemas.microsoft.com/office/word/2010/wordprocessingShape" mc:Ignorable="w14 w15 w16se w16cid w16 w16cex w16sdtdh wp14">
   <w:body>
+    <w:p>
+      <w:pPr>
+        <w:spacing w:line="240" w:lineRule="auto"/>
+        <w:contextualSpacing/>
+        <w:jc w:val="center"/>
+        <w:rPr>
+          <w:rFonts w:ascii="Times New Roman" w:eastAsia="Times New Roman" w:hAnsi="Times New Roman" w:cs="Times New Roman"/>
+        </w:rPr>
+      </w:pPr>
+      <w:r>
+        <w:rPr>
+          <w:noProof/>
+        </w:rPr>
+        <w:drawing>
+          <wp:inline distT="0" distB="0" distL="0" distR="0" wp14:anchorId="123D661C" wp14:editId="5882F838">
+            <wp:extent cx="638095" cy="628571"/>
+            <wp:effectExtent l="0" t="0" r="0" b="635"/>
+            <wp:docPr id="1" name="Рисунок 1"/>
+            <wp:cNvGraphicFramePr>
+              <a:graphicFrameLocks xmlns:a="http://schemas.openxmlformats.org/drawingml/2006/main" noChangeAspect="1"/>
+            </wp:cNvGraphicFramePr>
+            <a:graphic xmlns:a="http://schemas.openxmlformats.org/drawingml/2006/main">
+              <a:graphicData uri="http://schemas.openxmlformats.org/drawingml/2006/picture">
+                <pic:pic xmlns:pic="http://schemas.openxmlformats.org/drawingml/2006/picture">
+                  <pic:nvPicPr>
+                    <pic:cNvPr id="1" name=""/>
+                    <pic:cNvPicPr/>
+                  </pic:nvPicPr>
+                  <pic:blipFill>
+                    <a:blip r:embed="rId6"/>
+                    <a:stretch>
+                      <a:fillRect/>
+                    </a:stretch>
+                  </pic:blipFill>
+                  <pic:spPr>
+                    <a:xfrm>
+                      <a:off x="0" y="0"/>
+                      <a:ext cx="638095" cy="628571"/>
+                    </a:xfrm>
+                    <a:prstGeom prst="rect">
+                      <a:avLst/>
+                    </a:prstGeom>
+                  </pic:spPr>
+                </pic:pic>
+              </a:graphicData>
+            </a:graphic>
+          </wp:inline>
+        </w:drawing>
+      </w:r>
+    </w:p>
+    <w:p>
+      <w:pPr>
+        <w:spacing w:line="240" w:lineRule="auto"/>
+        <w:contextualSpacing/>
+        <w:jc w:val="center"/>
+        <w:rPr>
+          <w:rFonts w:ascii="Times New Roman" w:eastAsia="Times New Roman" w:hAnsi="Times New Roman" w:cs="Times New Roman"/>
+        </w:rPr>
+      </w:pPr>
+    </w:p>
     <w:p>
       <w:pPr>
         <w:spacing w:line="240" w:lineRule="auto"/>
@@ -564,14 +624,8 @@
         <w:rPr>
           <w:rFonts w:ascii="Times New Roman" w:eastAsia="Times New Roman" w:hAnsi="Times New Roman" w:cs="Times New Roman"/>
         </w:rPr>
-        <w:t xml:space="preserve">Информация о принятии искового заявления или заявления к производству, о времени и месте судебного заседания или совершения отдельного процессуального действия размещается арбитражным судом на официальном сайте арбитражного суда в информационно-телекоммуникационной сети «Интернет» не позднее, чем за пятнадцать дней до начала судебного заседания или совершения отдельного процессуального действия, если иное не предусмотрено настоящим Кодексом. Документы, подтверждающие размещение арбитражным судом на </w:t>
-      </w:r>
-      <w:r>
-        <w:rPr>
-          <w:rFonts w:ascii="Times New Roman" w:eastAsia="Times New Roman" w:hAnsi="Times New Roman" w:cs="Times New Roman"/>
-        </w:rPr>
         <w:lastRenderedPageBreak/>
-        <w:t xml:space="preserve">официальном сайте арбитражного суда в информационно-телекоммуникационной сети «Интернет» указанных сведений, включая дату их размещения, приобщаются к материалам дела. </w:t>
+        <w:t xml:space="preserve">Информация о принятии искового заявления или заявления к производству, о времени и месте судебного заседания или совершения отдельного процессуального действия размещается арбитражным судом на официальном сайте арбитражного суда в информационно-телекоммуникационной сети «Интернет» не позднее, чем за пятнадцать дней до начала судебного заседания или совершения отдельного процессуального действия, если иное не предусмотрено настоящим Кодексом. Документы, подтверждающие размещение арбитражным судом на официальном сайте арбитражного суда в информационно-телекоммуникационной сети «Интернет» указанных сведений, включая дату их размещения, приобщаются к материалам дела. </w:t>
       </w:r>
     </w:p>
     <w:p>
@@ -785,6 +839,7 @@
         <w:rPr>
           <w:rFonts w:ascii="Times New Roman" w:eastAsia="Times New Roman" w:hAnsi="Times New Roman" w:cs="Times New Roman"/>
         </w:rPr>
+        <w:lastRenderedPageBreak/>
         <w:t>Лица, участвующие в деле, должны добросовестно пользоваться всеми принадлежащими им процессуальными правами (часть 2 статьи 41 Арбитражного процессуального кодекса Российской Федерации).</w:t>
       </w:r>
     </w:p>
@@ -817,14 +872,7 @@
         <w:rPr>
           <w:rFonts w:ascii="Times New Roman" w:eastAsia="Times New Roman" w:hAnsi="Times New Roman" w:cs="Times New Roman"/>
         </w:rPr>
-        <w:t xml:space="preserve">Действуя разумно и добросовестно, ответчик должен был организовать прием почтовой корреспонденции по месту своего нахождения, или принять меры к информированию почтового </w:t>
-      </w:r>
-      <w:r>
-        <w:rPr>
-          <w:rFonts w:ascii="Times New Roman" w:eastAsia="Times New Roman" w:hAnsi="Times New Roman" w:cs="Times New Roman"/>
-        </w:rPr>
-        <w:lastRenderedPageBreak/>
-        <w:t>отделения связи по месту нахождения о необходимости пересылки почтовой корреспонденции по фактическому адресу своего местонахождения (пункт 46 Правил оказания услуг почтовой связи, утвержденных Постановлением Правительства Российской Федерации от 15.04.2005 № 221).</w:t>
+        <w:t>Действуя разумно и добросовестно, ответчик должен был организовать прием почтовой корреспонденции по месту своего нахождения, или принять меры к информированию почтового отделения связи по месту нахождения о необходимости пересылки почтовой корреспонденции по фактическому адресу своего местонахождения (пункт 46 Правил оказания услуг почтовой связи, утвержденных Постановлением Правительства Российской Федерации от 15.04.2005 № 221).</w:t>
       </w:r>
     </w:p>
     <w:p>
@@ -972,6 +1020,7 @@
         <w:rPr>
           <w:rFonts w:ascii="Times New Roman" w:eastAsia="Times New Roman" w:hAnsi="Times New Roman" w:cs="Times New Roman"/>
         </w:rPr>
+        <w:lastRenderedPageBreak/>
         <w:t>В случае несвоевременного погашения задолженности (просрочки) отсчет срока для начисления процентов за пользование кредитом начинается со следующего дня после даты образования просроченной задолженности и заканчивается датой погашения просроченной задолженности (включительно).</w:t>
       </w:r>
     </w:p>
@@ -988,14 +1037,7 @@
         <w:rPr>
           <w:rFonts w:ascii="Times New Roman" w:eastAsia="Times New Roman" w:hAnsi="Times New Roman" w:cs="Times New Roman"/>
         </w:rPr>
-        <w:t xml:space="preserve">Согласно условиям Кредитного договора обязательства заемщика, считаются надлежаще и полностью выполненными после возврата кредитору всей суммы кредита, уплаты процентов за пользование кредитом, неустойки в соответствии с условиями Кредитного договора, </w:t>
-      </w:r>
-      <w:r>
-        <w:rPr>
-          <w:rFonts w:ascii="Times New Roman" w:eastAsia="Times New Roman" w:hAnsi="Times New Roman" w:cs="Times New Roman"/>
-        </w:rPr>
-        <w:lastRenderedPageBreak/>
-        <w:t>определяемых на дату погашения кредита, и возмещения расходов, связанных с взысканием задолженности.</w:t>
+        <w:t>Согласно условиям Кредитного договора обязательства заемщика, считаются надлежаще и полностью выполненными после возврата кредитору всей суммы кредита, уплаты процентов за пользование кредитом, неустойки в соответствии с условиями Кредитного договора, определяемых на дату погашения кредита, и возмещения расходов, связанных с взысканием задолженности.</w:t>
       </w:r>
     </w:p>
     <w:p>
@@ -1230,7 +1272,14 @@
         <w:rPr>
           <w:rFonts w:ascii="Times New Roman" w:hAnsi="Times New Roman"/>
         </w:rPr>
-        <w:t>Факт перечисления денежных средств во исполнение кредитного договора от [100] № [110] кредитный договор от [101] № [111], кредитный договор от [102] № [112], кредитный договор от [103] № [113], кредитный договор от [104] № [114], договор поручительства от [105] № [115], подтверждается выпиской по счету Ответчика.</w:t>
+        <w:t xml:space="preserve">Факт перечисления денежных средств во исполнение кредитного договора от [100] № [110] кредитный договор от [101] № [111], кредитный договор от [102] № [112], кредитный </w:t>
+      </w:r>
+      <w:r>
+        <w:rPr>
+          <w:rFonts w:ascii="Times New Roman" w:hAnsi="Times New Roman"/>
+        </w:rPr>
+        <w:lastRenderedPageBreak/>
+        <w:t>договор от [103] № [113], кредитный договор от [104] № [114], договор поручительства от [105] № [115], подтверждается выпиской по счету Ответчика.</w:t>
       </w:r>
     </w:p>
     <w:p>
@@ -1256,7 +1305,6 @@
         <w:rPr>
           <w:rFonts w:ascii="Times New Roman" w:hAnsi="Times New Roman" w:cs="Times New Roman"/>
         </w:rPr>
-        <w:lastRenderedPageBreak/>
         <w:t>Согласно пункту 2 статьи 434 Гражданского кодекса Российской Федерации договор в письменной форме может быть заключен путем составления одного документа (в том числе электронного), подписанного сторонами, а также путем обмена письмами, телеграммами, электронными документами либо иными данными в соответствии с правилами абзаца второго пункта 1 статьи 160 Гражданского кодекса Российской Федерации.</w:t>
       </w:r>
     </w:p>
@@ -1482,6 +1530,7 @@
         <w:rPr>
           <w:rFonts w:ascii="Times New Roman" w:eastAsia="Times New Roman" w:hAnsi="Times New Roman" w:cs="Times New Roman"/>
         </w:rPr>
+        <w:lastRenderedPageBreak/>
         <w:t xml:space="preserve">Практика применения вышеназванных норм Арбитражного процессуального кодекса Российской Федерации определена в Постановлении Президиума ВАС РФ № 8127 от 15.10.2013, где разъяснено, что в условиях, когда обстоятельства считаются признанными ответчиком согласно частей 3.1. и 5 статьи 70 Арбитражного процессуального кодекса Российской Федерации, суд не вправе принимать на себя функцию ответчика и опровергать доводы и доказательства, представленные истцом. </w:t>
       </w:r>
     </w:p>
@@ -1498,7 +1547,6 @@
         <w:rPr>
           <w:rFonts w:ascii="Times New Roman" w:eastAsia="Times New Roman" w:hAnsi="Times New Roman" w:cs="Times New Roman"/>
         </w:rPr>
-        <w:lastRenderedPageBreak/>
         <w:t>В постановлении Президиума Высшего Арбитражного Суда Российской Федерации от 06.03.2012 № 12505/11 указано, что нежелание представить доказательства должно квалифицироваться исключительно как отказ от опровержения того факта, на наличие которого аргументированно со ссылкой на конкретные документы указывает процессуальный оппонент. Участвующее в деле лицо, не совершившее процессуальное действие, несет риск наступления последствий такого своего поведения.</w:t>
       </w:r>
     </w:p>
@@ -1831,7 +1879,14 @@
         <w:rPr>
           <w:rFonts w:ascii="Times New Roman" w:eastAsia="Times New Roman" w:hAnsi="Times New Roman" w:cs="Times New Roman"/>
         </w:rPr>
-        <w:t>Обращение взыскания на заложенное имущество не допускается, если допущенное должником нарушение обеспеченного залогом обязательства незначительно и размер требований залогодержателя вследствие этого явно несоразмерен стоимости заложенного имущества. Если не доказано иное, предполагается, что нарушение обеспеченного залогом обязательства незначительно и размер требований залогодержателя явно несоразмерен стоимости заложенного имущества при условии, что одновременно соблюдены следующие условия:</w:t>
+        <w:t xml:space="preserve">Обращение взыскания на заложенное имущество не допускается, если допущенное должником нарушение обеспеченного залогом обязательства незначительно и размер требований </w:t>
+      </w:r>
+      <w:r>
+        <w:rPr>
+          <w:rFonts w:ascii="Times New Roman" w:eastAsia="Times New Roman" w:hAnsi="Times New Roman" w:cs="Times New Roman"/>
+        </w:rPr>
+        <w:lastRenderedPageBreak/>
+        <w:t>залогодержателя вследствие этого явно несоразмерен стоимости заложенного имущества. Если не доказано иное, предполагается, что нарушение обеспеченного залогом обязательства незначительно и размер требований залогодержателя явно несоразмерен стоимости заложенного имущества при условии, что одновременно соблюдены следующие условия:</w:t>
       </w:r>
     </w:p>
     <w:p>
@@ -1857,7 +1912,6 @@
         <w:rPr>
           <w:rFonts w:ascii="Times New Roman" w:eastAsia="Times New Roman" w:hAnsi="Times New Roman" w:cs="Times New Roman"/>
         </w:rPr>
-        <w:lastRenderedPageBreak/>
         <w:t>2) период просрочки исполнения обязательства, обеспеченного залогом, составляет менее чем три месяца.</w:t>
       </w:r>
     </w:p>
@@ -2073,6 +2127,7 @@
         <w:rPr>
           <w:rFonts w:ascii="Times New Roman" w:eastAsia="Times New Roman" w:hAnsi="Times New Roman" w:cs="Times New Roman"/>
         </w:rPr>
+        <w:lastRenderedPageBreak/>
         <w:t>Решение может быть обжаловано через суд, вынесший решение, в апелляционном порядке в Пятнадцатый арбитражный апелляционный суд в течение месяца с даты принятия решения, а также в кассационном порядке в Арбитражный суд Северо- Кавказского округа, в течение двух месяцев с даты вступления решения по делу в законную силу при условии, что оно было предметом рассмотрения арбитражного суда апелляционной инстанции или суд апелляционной инстанции отказал в восстановлении пропущенного срока подачи апелляционной жалобы.</w:t>
       </w:r>
     </w:p>
@@ -2132,7 +2187,6 @@
               <w:rPr>
                 <w:rFonts w:ascii="Times New Roman" w:eastAsia="Times New Roman" w:hAnsi="Times New Roman" w:cs="Times New Roman"/>
               </w:rPr>
-              <w:lastRenderedPageBreak/>
               <w:t>Судья</w:t>
             </w:r>
           </w:p>
